--- a/downloads/student/Unit 05/Handout 05.15 - Upcycle Design Brief and Idea Menu.docx
+++ b/downloads/student/Unit 05/Handout 05.15 - Upcycle Design Brief and Idea Menu.docx
@@ -2045,7 +2045,7 @@
         <w:pStyle w:val="BodyText"/>
       </w:pPr>
       <w:r>
-        <w:t xml:space="preserve">For the next six class days my students are turning a used piece of cloth into something useful, by hand, with a needle and thread. No sewing machine is used. We cover needle and pin safety every day, we count every needle and pin out at the start of the period and back in at the end, and nobody leaves the room until the counts match.</w:t>
+        <w:t xml:space="preserve">For the next six class days my students are turning a used piece of cloth into something useful, by hand, with a needle and thread. No sewing machine is needed; every path can be built by hand. We cover needle and pin safety every day, we count every needle and pin out at the start of the period and back in at the end, and nobody leaves the room until the counts match.</w:t>
       </w:r>
     </w:p>
     <w:p>
